--- a/vertrieb/Recognize-You-Email-DIY-Einwand.docx
+++ b/vertrieb/Recognize-You-Email-DIY-Einwand.docx
@@ -166,7 +166,7 @@
           <w:i w:val="false"/>
           <w:iCs w:val="false"/>
         </w:rPr>
-        <w:t xml:space="preserve"> hat, und die sollte in die Aufgaben gehen, für die sonst niemand sonst zuständig ist. Jede Stunde im Umbau von </w:t>
+        <w:t xml:space="preserve"> hat, und die sollte in die Aufgaben gehen, für die sonst niemand zuständig ist. Jede Stunde im Umbau von </w:t>
       </w:r>
       <w:r>
         <w:rPr>

--- a/vertrieb/Recognize-You-Email-DIY-Einwand.docx
+++ b/vertrieb/Recognize-You-Email-DIY-Einwand.docx
@@ -4,67 +4,127 @@
   <w:body>
     <w:p>
       <w:pPr>
-        <w:pStyle w:val="Title"/>
-        <w:spacing w:after="120"/>
-      </w:pPr>
-      <w:r>
+        <w:spacing w:after="100"/>
+      </w:pPr>
+      <w:r>
+        <w:rPr>
+          <w:rFonts w:ascii="Georgia" w:cs="Georgia" w:eastAsia="Georgia" w:hAnsi="Georgia"/>
+          <w:b/>
+          <w:bCs/>
+          <w:sz w:val="40"/>
+          <w:szCs w:val="40"/>
+        </w:rPr>
         <w:t xml:space="preserve">E-Mail-Vorlage: Ich versuche das erstmal selbst</w:t>
       </w:r>
     </w:p>
     <w:p>
       <w:pPr>
-        <w:spacing w:after="200"/>
-      </w:pPr>
-      <w:r>
-        <w:rPr>
+        <w:spacing w:after="110"/>
+        <w:ind w:left="300"/>
+      </w:pPr>
+      <w:r>
+        <w:rPr>
+          <w:rFonts w:ascii="Calibri" w:cs="Calibri" w:eastAsia="Calibri" w:hAnsi="Calibri"/>
+          <w:b w:val="false"/>
+          <w:bCs w:val="false"/>
           <w:i/>
           <w:iCs/>
+          <w:sz w:val="19"/>
+          <w:szCs w:val="19"/>
         </w:rPr>
         <w:t xml:space="preserve">Für den Fall, dass ein Kunde nach dem Gespräch schriftlich antwortet, er wolle die Website oder den Shop erst einmal selbst umbauen und sich melden, falls er doch Hilfe braucht oder das Projekt abgeben will. Ausgelöst durch eine echte Kundenreaktion (SUP Shop Pleinfeld). Dahinter steckt meist kein Desinteresse, sondern ein Verständnisproblem: dem Kunden ist nicht klar, dass er sich als Geschäftsführer auf seinen eigentlichen Aufgabenbereich fokussieren sollte, und dass Eigenumsetzung Zeit kostet und selten das Niveau erreicht, das der Qualität seines Unternehmens entspricht.</w:t>
       </w:r>
     </w:p>
     <w:p>
       <w:pPr>
-        <w:spacing w:after="200"/>
-      </w:pPr>
-      <w:r>
-        <w:rPr>
+        <w:spacing w:after="110"/>
+        <w:ind w:left="300"/>
+      </w:pPr>
+      <w:r>
+        <w:rPr>
+          <w:rFonts w:ascii="Calibri" w:cs="Calibri" w:eastAsia="Calibri" w:hAnsi="Calibri"/>
+          <w:b w:val="false"/>
+          <w:bCs w:val="false"/>
           <w:i/>
           <w:iCs/>
+          <w:sz w:val="19"/>
+          <w:szCs w:val="19"/>
         </w:rPr>
         <w:t xml:space="preserve">Gilt genauso als Live-Antwort in Call 3, siehe Einwand „Ich versuche das erstmal selbst“ dort.</w:t>
       </w:r>
     </w:p>
     <w:p>
       <w:pPr>
-        <w:spacing w:after="200"/>
-      </w:pPr>
-      <w:r>
-        <w:rPr>
+        <w:spacing w:after="110"/>
+        <w:ind w:left="300"/>
+      </w:pPr>
+      <w:r>
+        <w:rPr>
+          <w:rFonts w:ascii="Calibri" w:cs="Calibri" w:eastAsia="Calibri" w:hAnsi="Calibri"/>
+          <w:b w:val="false"/>
+          <w:bCs w:val="false"/>
           <w:i/>
           <w:iCs/>
+          <w:sz w:val="19"/>
+          <w:szCs w:val="19"/>
         </w:rPr>
         <w:t xml:space="preserve">Ton wie bei einem bestehenden Kunden: keine Beweisführung, keine Standardfloskeln, die Sache direkt ansprechen.</w:t>
       </w:r>
     </w:p>
     <w:p>
       <w:pPr>
-        <w:spacing w:after="200"/>
-      </w:pPr>
-      <w:r>
-        <w:rPr>
+        <w:spacing w:after="110"/>
+        <w:ind w:left="300"/>
+      </w:pPr>
+      <w:r>
+        <w:rPr>
+          <w:rFonts w:ascii="Calibri" w:cs="Calibri" w:eastAsia="Calibri" w:hAnsi="Calibri"/>
+          <w:b w:val="false"/>
+          <w:bCs w:val="false"/>
           <w:i/>
           <w:iCs/>
-        </w:rPr>
-        <w:t xml:space="preserve">Eckige Klammern [ ] markieren Stellen, die pro Kunde individuell gefüllt werden.</w:t>
-      </w:r>
-    </w:p>
-    <w:p>
-      <w:pPr>
-        <w:pStyle w:val="Heading1"/>
-        <w:spacing w:after="160" w:before="360"/>
-      </w:pPr>
-      <w:r>
+          <w:sz w:val="19"/>
+          <w:szCs w:val="19"/>
+        </w:rPr>
+        <w:t xml:space="preserve">Eckige Klammern </w:t>
+      </w:r>
+      <w:r>
+        <w:rPr>
+          <w:rFonts w:ascii="Calibri" w:cs="Calibri" w:eastAsia="Calibri" w:hAnsi="Calibri"/>
+          <w:b/>
+          <w:bCs/>
+          <w:i/>
+          <w:iCs/>
+          <w:sz w:val="19"/>
+          <w:szCs w:val="19"/>
+        </w:rPr>
+        <w:t xml:space="preserve">[ ]</w:t>
+      </w:r>
+      <w:r>
+        <w:rPr>
+          <w:rFonts w:ascii="Calibri" w:cs="Calibri" w:eastAsia="Calibri" w:hAnsi="Calibri"/>
+          <w:b w:val="false"/>
+          <w:bCs w:val="false"/>
+          <w:i/>
+          <w:iCs/>
+          <w:sz w:val="19"/>
+          <w:szCs w:val="19"/>
+        </w:rPr>
+        <w:t xml:space="preserve"> markieren Stellen, die pro Kunde individuell gefüllt werden.</w:t>
+      </w:r>
+    </w:p>
+    <w:p>
+      <w:pPr>
+        <w:spacing w:after="110" w:before="280"/>
+      </w:pPr>
+      <w:r>
+        <w:rPr>
+          <w:rFonts w:ascii="Calibri" w:cs="Calibri" w:eastAsia="Calibri" w:hAnsi="Calibri"/>
+          <w:b/>
+          <w:bCs/>
+          <w:sz w:val="25"/>
+          <w:szCs w:val="25"/>
+        </w:rPr>
         <w:t xml:space="preserve">Betreff</w:t>
       </w:r>
     </w:p>
@@ -74,20 +134,29 @@
       </w:pPr>
       <w:r>
         <w:rPr>
-          <w:b/>
-          <w:bCs/>
-          <w:i w:val="false"/>
-          <w:iCs w:val="false"/>
+          <w:rFonts w:ascii="Calibri" w:cs="Calibri" w:eastAsia="Calibri" w:hAnsi="Calibri"/>
+          <w:b/>
+          <w:bCs/>
+          <w:i w:val="false"/>
+          <w:iCs w:val="false"/>
+          <w:sz w:val="22"/>
+          <w:szCs w:val="22"/>
         </w:rPr>
         <w:t xml:space="preserve">Kurz bevor Du selbst loslegst</w:t>
       </w:r>
     </w:p>
     <w:p>
       <w:pPr>
-        <w:pStyle w:val="Heading1"/>
-        <w:spacing w:after="160" w:before="360"/>
-      </w:pPr>
-      <w:r>
+        <w:spacing w:after="110" w:before="280"/>
+      </w:pPr>
+      <w:r>
+        <w:rPr>
+          <w:rFonts w:ascii="Calibri" w:cs="Calibri" w:eastAsia="Calibri" w:hAnsi="Calibri"/>
+          <w:b/>
+          <w:bCs/>
+          <w:sz w:val="25"/>
+          <w:szCs w:val="25"/>
+        </w:rPr>
         <w:t xml:space="preserve">Text</w:t>
       </w:r>
     </w:p>
@@ -97,28 +166,37 @@
       </w:pPr>
       <w:r>
         <w:rPr>
-          <w:b w:val="false"/>
-          <w:bCs w:val="false"/>
-          <w:i w:val="false"/>
-          <w:iCs w:val="false"/>
+          <w:rFonts w:ascii="Calibri" w:cs="Calibri" w:eastAsia="Calibri" w:hAnsi="Calibri"/>
+          <w:b w:val="false"/>
+          <w:bCs w:val="false"/>
+          <w:i w:val="false"/>
+          <w:iCs w:val="false"/>
+          <w:sz w:val="22"/>
+          <w:szCs w:val="22"/>
         </w:rPr>
         <w:t xml:space="preserve">Hallo </w:t>
       </w:r>
       <w:r>
         <w:rPr>
-          <w:b/>
-          <w:bCs/>
-          <w:i w:val="false"/>
-          <w:iCs w:val="false"/>
+          <w:rFonts w:ascii="Calibri" w:cs="Calibri" w:eastAsia="Calibri" w:hAnsi="Calibri"/>
+          <w:b/>
+          <w:bCs/>
+          <w:i w:val="false"/>
+          <w:iCs w:val="false"/>
+          <w:sz w:val="22"/>
+          <w:szCs w:val="22"/>
         </w:rPr>
         <w:t xml:space="preserve">[Vorname]</w:t>
       </w:r>
       <w:r>
         <w:rPr>
-          <w:b w:val="false"/>
-          <w:bCs w:val="false"/>
-          <w:i w:val="false"/>
-          <w:iCs w:val="false"/>
+          <w:rFonts w:ascii="Calibri" w:cs="Calibri" w:eastAsia="Calibri" w:hAnsi="Calibri"/>
+          <w:b w:val="false"/>
+          <w:bCs w:val="false"/>
+          <w:i w:val="false"/>
+          <w:iCs w:val="false"/>
+          <w:sz w:val="22"/>
+          <w:szCs w:val="22"/>
         </w:rPr>
         <w:t xml:space="preserve">,</w:t>
       </w:r>
@@ -129,10 +207,13 @@
       </w:pPr>
       <w:r>
         <w:rPr>
-          <w:b w:val="false"/>
-          <w:bCs w:val="false"/>
-          <w:i w:val="false"/>
-          <w:iCs w:val="false"/>
+          <w:rFonts w:ascii="Calibri" w:cs="Calibri" w:eastAsia="Calibri" w:hAnsi="Calibri"/>
+          <w:b w:val="false"/>
+          <w:bCs w:val="false"/>
+          <w:i w:val="false"/>
+          <w:iCs w:val="false"/>
+          <w:sz w:val="22"/>
+          <w:szCs w:val="22"/>
         </w:rPr>
         <w:t xml:space="preserve">danke für die Rückmeldung, das ist eine ehrliche Antwort, und viele Unternehmer würden es genauso angehen.</w:t>
       </w:r>
@@ -143,64 +224,85 @@
       </w:pPr>
       <w:r>
         <w:rPr>
-          <w:b w:val="false"/>
-          <w:bCs w:val="false"/>
-          <w:i w:val="false"/>
-          <w:iCs w:val="false"/>
+          <w:rFonts w:ascii="Calibri" w:cs="Calibri" w:eastAsia="Calibri" w:hAnsi="Calibri"/>
+          <w:b w:val="false"/>
+          <w:bCs w:val="false"/>
+          <w:i w:val="false"/>
+          <w:iCs w:val="false"/>
+          <w:sz w:val="22"/>
+          <w:szCs w:val="22"/>
         </w:rPr>
         <w:t xml:space="preserve">Als Geschäftsführer ist Deine Zeit das Wertvollste, was </w:t>
       </w:r>
       <w:r>
         <w:rPr>
-          <w:b/>
-          <w:bCs/>
-          <w:i w:val="false"/>
-          <w:iCs w:val="false"/>
+          <w:rFonts w:ascii="Calibri" w:cs="Calibri" w:eastAsia="Calibri" w:hAnsi="Calibri"/>
+          <w:b/>
+          <w:bCs/>
+          <w:i w:val="false"/>
+          <w:iCs w:val="false"/>
+          <w:sz w:val="22"/>
+          <w:szCs w:val="22"/>
         </w:rPr>
         <w:t xml:space="preserve">[Firma]</w:t>
       </w:r>
       <w:r>
         <w:rPr>
-          <w:b w:val="false"/>
-          <w:bCs w:val="false"/>
-          <w:i w:val="false"/>
-          <w:iCs w:val="false"/>
+          <w:rFonts w:ascii="Calibri" w:cs="Calibri" w:eastAsia="Calibri" w:hAnsi="Calibri"/>
+          <w:b w:val="false"/>
+          <w:bCs w:val="false"/>
+          <w:i w:val="false"/>
+          <w:iCs w:val="false"/>
+          <w:sz w:val="22"/>
+          <w:szCs w:val="22"/>
         </w:rPr>
         <w:t xml:space="preserve"> hat, und die sollte in die Aufgaben gehen, für die sonst niemand zuständig ist. Jede Stunde im Umbau von </w:t>
       </w:r>
       <w:r>
         <w:rPr>
-          <w:b/>
-          <w:bCs/>
-          <w:i w:val="false"/>
-          <w:iCs w:val="false"/>
+          <w:rFonts w:ascii="Calibri" w:cs="Calibri" w:eastAsia="Calibri" w:hAnsi="Calibri"/>
+          <w:b/>
+          <w:bCs/>
+          <w:i w:val="false"/>
+          <w:iCs w:val="false"/>
+          <w:sz w:val="22"/>
+          <w:szCs w:val="22"/>
         </w:rPr>
         <w:t xml:space="preserve">[Website/Shop]</w:t>
       </w:r>
       <w:r>
         <w:rPr>
-          <w:b w:val="false"/>
-          <w:bCs w:val="false"/>
-          <w:i w:val="false"/>
-          <w:iCs w:val="false"/>
+          <w:rFonts w:ascii="Calibri" w:cs="Calibri" w:eastAsia="Calibri" w:hAnsi="Calibri"/>
+          <w:b w:val="false"/>
+          <w:bCs w:val="false"/>
+          <w:i w:val="false"/>
+          <w:iCs w:val="false"/>
+          <w:sz w:val="22"/>
+          <w:szCs w:val="22"/>
         </w:rPr>
         <w:t xml:space="preserve"> fehlt an anderer Stelle im Unternehmen, und selbst mit vollem Einsatz erreicht ein Eigenbau selten das Niveau, das der Qualität von </w:t>
       </w:r>
       <w:r>
         <w:rPr>
-          <w:b/>
-          <w:bCs/>
-          <w:i w:val="false"/>
-          <w:iCs w:val="false"/>
+          <w:rFonts w:ascii="Calibri" w:cs="Calibri" w:eastAsia="Calibri" w:hAnsi="Calibri"/>
+          <w:b/>
+          <w:bCs/>
+          <w:i w:val="false"/>
+          <w:iCs w:val="false"/>
+          <w:sz w:val="22"/>
+          <w:szCs w:val="22"/>
         </w:rPr>
         <w:t xml:space="preserve">[Firma]</w:t>
       </w:r>
       <w:r>
         <w:rPr>
-          <w:b w:val="false"/>
-          <w:bCs w:val="false"/>
-          <w:i w:val="false"/>
-          <w:iCs w:val="false"/>
+          <w:rFonts w:ascii="Calibri" w:cs="Calibri" w:eastAsia="Calibri" w:hAnsi="Calibri"/>
+          <w:b w:val="false"/>
+          <w:bCs w:val="false"/>
+          <w:i w:val="false"/>
+          <w:iCs w:val="false"/>
+          <w:sz w:val="22"/>
+          <w:szCs w:val="22"/>
         </w:rPr>
         <w:t xml:space="preserve"> eigentlich entspricht.</w:t>
       </w:r>
@@ -211,10 +313,13 @@
       </w:pPr>
       <w:r>
         <w:rPr>
-          <w:b w:val="false"/>
-          <w:bCs w:val="false"/>
-          <w:i w:val="false"/>
-          <w:iCs w:val="false"/>
+          <w:rFonts w:ascii="Calibri" w:cs="Calibri" w:eastAsia="Calibri" w:hAnsi="Calibri"/>
+          <w:b w:val="false"/>
+          <w:bCs w:val="false"/>
+          <w:i w:val="false"/>
+          <w:iCs w:val="false"/>
+          <w:sz w:val="22"/>
+          <w:szCs w:val="22"/>
         </w:rPr>
         <w:t xml:space="preserve">Falls Du unterwegs merkst, dass Dir die Zeit oder das Ergebnis fehlt, meld Dich einfach, die Tür bleibt offen.</w:t>
       </w:r>
@@ -225,10 +330,13 @@
       </w:pPr>
       <w:r>
         <w:rPr>
-          <w:b w:val="false"/>
-          <w:bCs w:val="false"/>
-          <w:i w:val="false"/>
-          <w:iCs w:val="false"/>
+          <w:rFonts w:ascii="Calibri" w:cs="Calibri" w:eastAsia="Calibri" w:hAnsi="Calibri"/>
+          <w:b w:val="false"/>
+          <w:bCs w:val="false"/>
+          <w:i w:val="false"/>
+          <w:iCs w:val="false"/>
+          <w:sz w:val="22"/>
+          <w:szCs w:val="22"/>
         </w:rPr>
         <w:t xml:space="preserve">Viele Grüße</w:t>
       </w:r>
@@ -239,10 +347,13 @@
       </w:pPr>
       <w:r>
         <w:rPr>
-          <w:b w:val="false"/>
-          <w:bCs w:val="false"/>
-          <w:i w:val="false"/>
-          <w:iCs w:val="false"/>
+          <w:rFonts w:ascii="Calibri" w:cs="Calibri" w:eastAsia="Calibri" w:hAnsi="Calibri"/>
+          <w:b w:val="false"/>
+          <w:bCs w:val="false"/>
+          <w:i w:val="false"/>
+          <w:iCs w:val="false"/>
+          <w:sz w:val="22"/>
+          <w:szCs w:val="22"/>
         </w:rPr>
         <w:t xml:space="preserve">Kevin</w:t>
       </w:r>
@@ -258,10 +369,13 @@
       </w:pPr>
       <w:r>
         <w:rPr>
-          <w:b w:val="false"/>
-          <w:bCs w:val="false"/>
-          <w:i w:val="false"/>
-          <w:iCs w:val="false"/>
+          <w:rFonts w:ascii="Calibri" w:cs="Calibri" w:eastAsia="Calibri" w:hAnsi="Calibri"/>
+          <w:b w:val="false"/>
+          <w:bCs w:val="false"/>
+          <w:i w:val="false"/>
+          <w:iCs w:val="false"/>
+          <w:sz w:val="22"/>
+          <w:szCs w:val="22"/>
         </w:rPr>
         <w:t xml:space="preserve">Kevin Kowsky</w:t>
       </w:r>
@@ -272,10 +386,13 @@
       </w:pPr>
       <w:r>
         <w:rPr>
-          <w:b w:val="false"/>
-          <w:bCs w:val="false"/>
-          <w:i w:val="false"/>
-          <w:iCs w:val="false"/>
+          <w:rFonts w:ascii="Calibri" w:cs="Calibri" w:eastAsia="Calibri" w:hAnsi="Calibri"/>
+          <w:b w:val="false"/>
+          <w:bCs w:val="false"/>
+          <w:i w:val="false"/>
+          <w:iCs w:val="false"/>
+          <w:sz w:val="22"/>
+          <w:szCs w:val="22"/>
         </w:rPr>
         <w:t xml:space="preserve">Recognize You</w:t>
       </w:r>
@@ -286,10 +403,13 @@
       </w:pPr>
       <w:r>
         <w:rPr>
-          <w:b w:val="false"/>
-          <w:bCs w:val="false"/>
-          <w:i w:val="false"/>
-          <w:iCs w:val="false"/>
+          <w:rFonts w:ascii="Calibri" w:cs="Calibri" w:eastAsia="Calibri" w:hAnsi="Calibri"/>
+          <w:b w:val="false"/>
+          <w:bCs w:val="false"/>
+          <w:i w:val="false"/>
+          <w:iCs w:val="false"/>
+          <w:sz w:val="22"/>
+          <w:szCs w:val="22"/>
         </w:rPr>
         <w:t xml:space="preserve">business@recognize-media.com</w:t>
       </w:r>
@@ -300,107 +420,149 @@
       </w:pPr>
       <w:r>
         <w:rPr>
-          <w:b w:val="false"/>
-          <w:bCs w:val="false"/>
-          <w:i w:val="false"/>
-          <w:iCs w:val="false"/>
+          <w:rFonts w:ascii="Calibri" w:cs="Calibri" w:eastAsia="Calibri" w:hAnsi="Calibri"/>
+          <w:b w:val="false"/>
+          <w:bCs w:val="false"/>
+          <w:i w:val="false"/>
+          <w:iCs w:val="false"/>
+          <w:sz w:val="22"/>
+          <w:szCs w:val="22"/>
         </w:rPr>
         <w:t xml:space="preserve">0176 34653744</w:t>
       </w:r>
     </w:p>
     <w:p>
       <w:pPr>
-        <w:pStyle w:val="Heading2"/>
-        <w:spacing w:after="120" w:before="280"/>
-      </w:pPr>
-      <w:r>
+        <w:spacing w:after="110" w:before="280"/>
+      </w:pPr>
+      <w:r>
+        <w:rPr>
+          <w:rFonts w:ascii="Calibri" w:cs="Calibri" w:eastAsia="Calibri" w:hAnsi="Calibri"/>
+          <w:b/>
+          <w:bCs/>
+          <w:sz w:val="25"/>
+          <w:szCs w:val="25"/>
+        </w:rPr>
         <w:t xml:space="preserve">Platzhalter-Legende</w:t>
       </w:r>
     </w:p>
     <w:p>
       <w:pPr>
-        <w:spacing w:after="120"/>
-        <w:ind w:left="360"/>
-      </w:pPr>
-      <w:r>
+        <w:spacing w:after="40"/>
+        <w:ind w:left="106"/>
+      </w:pPr>
+      <w:r>
+        <w:rPr>
+          <w:rFonts w:ascii="Calibri" w:cs="Calibri" w:eastAsia="Calibri" w:hAnsi="Calibri"/>
+          <w:sz w:val="22"/>
+          <w:szCs w:val="22"/>
+        </w:rPr>
         <w:t xml:space="preserve">• </w:t>
       </w:r>
       <w:r>
         <w:rPr>
-          <w:b/>
-          <w:bCs/>
-          <w:i w:val="false"/>
-          <w:iCs w:val="false"/>
+          <w:rFonts w:ascii="Calibri" w:cs="Calibri" w:eastAsia="Calibri" w:hAnsi="Calibri"/>
+          <w:b/>
+          <w:bCs/>
+          <w:i w:val="false"/>
+          <w:iCs w:val="false"/>
+          <w:sz w:val="22"/>
+          <w:szCs w:val="22"/>
         </w:rPr>
         <w:t xml:space="preserve">[Vorname]</w:t>
       </w:r>
       <w:r>
         <w:rPr>
-          <w:b w:val="false"/>
-          <w:bCs w:val="false"/>
-          <w:i w:val="false"/>
-          <w:iCs w:val="false"/>
+          <w:rFonts w:ascii="Calibri" w:cs="Calibri" w:eastAsia="Calibri" w:hAnsi="Calibri"/>
+          <w:b w:val="false"/>
+          <w:bCs w:val="false"/>
+          <w:i w:val="false"/>
+          <w:iCs w:val="false"/>
+          <w:sz w:val="22"/>
+          <w:szCs w:val="22"/>
         </w:rPr>
         <w:t xml:space="preserve">: Vorname des Kunden, siehe Du-Regelung in den Telefonskripten.</w:t>
       </w:r>
     </w:p>
     <w:p>
       <w:pPr>
-        <w:spacing w:after="120"/>
-        <w:ind w:left="360"/>
-      </w:pPr>
-      <w:r>
+        <w:spacing w:after="40"/>
+        <w:ind w:left="106"/>
+      </w:pPr>
+      <w:r>
+        <w:rPr>
+          <w:rFonts w:ascii="Calibri" w:cs="Calibri" w:eastAsia="Calibri" w:hAnsi="Calibri"/>
+          <w:sz w:val="22"/>
+          <w:szCs w:val="22"/>
+        </w:rPr>
         <w:t xml:space="preserve">• </w:t>
       </w:r>
       <w:r>
         <w:rPr>
-          <w:b/>
-          <w:bCs/>
-          <w:i w:val="false"/>
-          <w:iCs w:val="false"/>
+          <w:rFonts w:ascii="Calibri" w:cs="Calibri" w:eastAsia="Calibri" w:hAnsi="Calibri"/>
+          <w:b/>
+          <w:bCs/>
+          <w:i w:val="false"/>
+          <w:iCs w:val="false"/>
+          <w:sz w:val="22"/>
+          <w:szCs w:val="22"/>
         </w:rPr>
         <w:t xml:space="preserve">[Firma]</w:t>
       </w:r>
       <w:r>
         <w:rPr>
-          <w:b w:val="false"/>
-          <w:bCs w:val="false"/>
-          <w:i w:val="false"/>
-          <w:iCs w:val="false"/>
+          <w:rFonts w:ascii="Calibri" w:cs="Calibri" w:eastAsia="Calibri" w:hAnsi="Calibri"/>
+          <w:b w:val="false"/>
+          <w:bCs w:val="false"/>
+          <w:i w:val="false"/>
+          <w:iCs w:val="false"/>
+          <w:sz w:val="22"/>
+          <w:szCs w:val="22"/>
         </w:rPr>
         <w:t xml:space="preserve">: Name des Unternehmens des Kunden.</w:t>
       </w:r>
     </w:p>
     <w:p>
       <w:pPr>
-        <w:spacing w:after="120"/>
-        <w:ind w:left="360"/>
-      </w:pPr>
-      <w:r>
+        <w:spacing w:after="40"/>
+        <w:ind w:left="106"/>
+      </w:pPr>
+      <w:r>
+        <w:rPr>
+          <w:rFonts w:ascii="Calibri" w:cs="Calibri" w:eastAsia="Calibri" w:hAnsi="Calibri"/>
+          <w:sz w:val="22"/>
+          <w:szCs w:val="22"/>
+        </w:rPr>
         <w:t xml:space="preserve">• </w:t>
       </w:r>
       <w:r>
         <w:rPr>
-          <w:b/>
-          <w:bCs/>
-          <w:i w:val="false"/>
-          <w:iCs w:val="false"/>
+          <w:rFonts w:ascii="Calibri" w:cs="Calibri" w:eastAsia="Calibri" w:hAnsi="Calibri"/>
+          <w:b/>
+          <w:bCs/>
+          <w:i w:val="false"/>
+          <w:iCs w:val="false"/>
+          <w:sz w:val="22"/>
+          <w:szCs w:val="22"/>
         </w:rPr>
         <w:t xml:space="preserve">[Website/Shop]</w:t>
       </w:r>
       <w:r>
         <w:rPr>
-          <w:b w:val="false"/>
-          <w:bCs w:val="false"/>
-          <w:i w:val="false"/>
-          <w:iCs w:val="false"/>
+          <w:rFonts w:ascii="Calibri" w:cs="Calibri" w:eastAsia="Calibri" w:hAnsi="Calibri"/>
+          <w:b w:val="false"/>
+          <w:bCs w:val="false"/>
+          <w:i w:val="false"/>
+          <w:iCs w:val="false"/>
+          <w:sz w:val="22"/>
+          <w:szCs w:val="22"/>
         </w:rPr>
         <w:t xml:space="preserve">: konkretes Projekt, das der Kunde selbst umbauen möchte.</w:t>
       </w:r>
     </w:p>
     <w:sectPr>
       <w:pgSz w:w="11906" w:h="16838" w:orient="portrait"/>
-      <w:pgMar w:top="1440" w:right="1440" w:bottom="1440" w:left="1440" w:header="708" w:footer="708" w:gutter="0"/>
+      <w:pgMar w:top="1296" w:right="1296" w:bottom="1296" w:left="1296" w:header="708" w:footer="708" w:gutter="0"/>
       <w:pgNumType/>
       <w:docGrid w:linePitch="360"/>
     </w:sectPr>
@@ -584,13 +746,7 @@
 <file path=word/styles.xml><?xml version="1.0" encoding="utf-8"?>
 <w:styles xmlns:mc="http://schemas.openxmlformats.org/markup-compatibility/2006" xmlns:r="http://schemas.openxmlformats.org/officeDocument/2006/relationships" xmlns:w="http://schemas.openxmlformats.org/wordprocessingml/2006/main" xmlns:w14="http://schemas.microsoft.com/office/word/2010/wordml" xmlns:w15="http://schemas.microsoft.com/office/word/2012/wordml" mc:Ignorable="w14 w15">
   <w:docDefaults>
-    <w:rPrDefault>
-      <w:rPr>
-        <w:rFonts w:ascii="Arial" w:cs="Arial" w:eastAsia="Arial" w:hAnsi="Arial"/>
-        <w:sz w:val="22"/>
-        <w:szCs w:val="22"/>
-      </w:rPr>
-    </w:rPrDefault>
+    <w:rPrDefault/>
     <w:pPrDefault/>
   </w:docDefaults>
   <w:style w:type="paragraph" w:styleId="Title">

--- a/vertrieb/Recognize-You-Email-DIY-Einwand.docx
+++ b/vertrieb/Recognize-You-Email-DIY-Einwand.docx
@@ -4,7 +4,7 @@
   <w:body>
     <w:p>
       <w:pPr>
-        <w:spacing w:after="100"/>
+        <w:spacing w:after="0" w:before="0"/>
       </w:pPr>
       <w:r>
         <w:rPr>
@@ -19,7 +19,20 @@
     </w:p>
     <w:p>
       <w:pPr>
-        <w:spacing w:after="110"/>
+        <w:spacing w:after="0" w:before="0"/>
+      </w:pPr>
+      <w:r>
+        <w:rPr>
+          <w:rFonts w:ascii="Calibri" w:cs="Calibri" w:eastAsia="Calibri" w:hAnsi="Calibri"/>
+          <w:sz w:val="22"/>
+          <w:szCs w:val="22"/>
+        </w:rPr>
+        <w:t xml:space="preserve"/>
+      </w:r>
+    </w:p>
+    <w:p>
+      <w:pPr>
+        <w:spacing w:after="0" w:before="0"/>
         <w:ind w:left="300"/>
       </w:pPr>
       <w:r>
@@ -37,7 +50,20 @@
     </w:p>
     <w:p>
       <w:pPr>
-        <w:spacing w:after="110"/>
+        <w:spacing w:after="0" w:before="0"/>
+      </w:pPr>
+      <w:r>
+        <w:rPr>
+          <w:rFonts w:ascii="Calibri" w:cs="Calibri" w:eastAsia="Calibri" w:hAnsi="Calibri"/>
+          <w:sz w:val="22"/>
+          <w:szCs w:val="22"/>
+        </w:rPr>
+        <w:t xml:space="preserve"/>
+      </w:r>
+    </w:p>
+    <w:p>
+      <w:pPr>
+        <w:spacing w:after="0" w:before="0"/>
         <w:ind w:left="300"/>
       </w:pPr>
       <w:r>
@@ -55,7 +81,20 @@
     </w:p>
     <w:p>
       <w:pPr>
-        <w:spacing w:after="110"/>
+        <w:spacing w:after="0" w:before="0"/>
+      </w:pPr>
+      <w:r>
+        <w:rPr>
+          <w:rFonts w:ascii="Calibri" w:cs="Calibri" w:eastAsia="Calibri" w:hAnsi="Calibri"/>
+          <w:sz w:val="22"/>
+          <w:szCs w:val="22"/>
+        </w:rPr>
+        <w:t xml:space="preserve"/>
+      </w:r>
+    </w:p>
+    <w:p>
+      <w:pPr>
+        <w:spacing w:after="0" w:before="0"/>
         <w:ind w:left="300"/>
       </w:pPr>
       <w:r>
@@ -73,7 +112,20 @@
     </w:p>
     <w:p>
       <w:pPr>
-        <w:spacing w:after="110"/>
+        <w:spacing w:after="0" w:before="0"/>
+      </w:pPr>
+      <w:r>
+        <w:rPr>
+          <w:rFonts w:ascii="Calibri" w:cs="Calibri" w:eastAsia="Calibri" w:hAnsi="Calibri"/>
+          <w:sz w:val="22"/>
+          <w:szCs w:val="22"/>
+        </w:rPr>
+        <w:t xml:space="preserve"/>
+      </w:r>
+    </w:p>
+    <w:p>
+      <w:pPr>
+        <w:spacing w:after="0" w:before="0"/>
         <w:ind w:left="300"/>
       </w:pPr>
       <w:r>
@@ -115,7 +167,20 @@
     </w:p>
     <w:p>
       <w:pPr>
-        <w:spacing w:after="110" w:before="280"/>
+        <w:spacing w:after="0" w:before="0"/>
+      </w:pPr>
+      <w:r>
+        <w:rPr>
+          <w:rFonts w:ascii="Calibri" w:cs="Calibri" w:eastAsia="Calibri" w:hAnsi="Calibri"/>
+          <w:sz w:val="22"/>
+          <w:szCs w:val="22"/>
+        </w:rPr>
+        <w:t xml:space="preserve"/>
+      </w:r>
+    </w:p>
+    <w:p>
+      <w:pPr>
+        <w:spacing w:after="0" w:before="0"/>
       </w:pPr>
       <w:r>
         <w:rPr>
@@ -130,7 +195,20 @@
     </w:p>
     <w:p>
       <w:pPr>
-        <w:spacing w:after="200"/>
+        <w:spacing w:after="0" w:before="0"/>
+      </w:pPr>
+      <w:r>
+        <w:rPr>
+          <w:rFonts w:ascii="Calibri" w:cs="Calibri" w:eastAsia="Calibri" w:hAnsi="Calibri"/>
+          <w:sz w:val="22"/>
+          <w:szCs w:val="22"/>
+        </w:rPr>
+        <w:t xml:space="preserve"/>
+      </w:r>
+    </w:p>
+    <w:p>
+      <w:pPr>
+        <w:spacing w:after="0" w:before="0"/>
       </w:pPr>
       <w:r>
         <w:rPr>
@@ -147,7 +225,20 @@
     </w:p>
     <w:p>
       <w:pPr>
-        <w:spacing w:after="110" w:before="280"/>
+        <w:spacing w:after="0" w:before="0"/>
+      </w:pPr>
+      <w:r>
+        <w:rPr>
+          <w:rFonts w:ascii="Calibri" w:cs="Calibri" w:eastAsia="Calibri" w:hAnsi="Calibri"/>
+          <w:sz w:val="22"/>
+          <w:szCs w:val="22"/>
+        </w:rPr>
+        <w:t xml:space="preserve"/>
+      </w:r>
+    </w:p>
+    <w:p>
+      <w:pPr>
+        <w:spacing w:after="0" w:before="0"/>
       </w:pPr>
       <w:r>
         <w:rPr>
@@ -162,7 +253,20 @@
     </w:p>
     <w:p>
       <w:pPr>
-        <w:spacing w:after="200"/>
+        <w:spacing w:after="0" w:before="0"/>
+      </w:pPr>
+      <w:r>
+        <w:rPr>
+          <w:rFonts w:ascii="Calibri" w:cs="Calibri" w:eastAsia="Calibri" w:hAnsi="Calibri"/>
+          <w:sz w:val="22"/>
+          <w:szCs w:val="22"/>
+        </w:rPr>
+        <w:t xml:space="preserve"/>
+      </w:r>
+    </w:p>
+    <w:p>
+      <w:pPr>
+        <w:spacing w:after="0" w:before="0"/>
       </w:pPr>
       <w:r>
         <w:rPr>
@@ -203,7 +307,20 @@
     </w:p>
     <w:p>
       <w:pPr>
-        <w:spacing w:after="200"/>
+        <w:spacing w:after="0" w:before="0"/>
+      </w:pPr>
+      <w:r>
+        <w:rPr>
+          <w:rFonts w:ascii="Calibri" w:cs="Calibri" w:eastAsia="Calibri" w:hAnsi="Calibri"/>
+          <w:sz w:val="22"/>
+          <w:szCs w:val="22"/>
+        </w:rPr>
+        <w:t xml:space="preserve"/>
+      </w:r>
+    </w:p>
+    <w:p>
+      <w:pPr>
+        <w:spacing w:after="0" w:before="0"/>
       </w:pPr>
       <w:r>
         <w:rPr>
@@ -220,7 +337,20 @@
     </w:p>
     <w:p>
       <w:pPr>
-        <w:spacing w:after="200"/>
+        <w:spacing w:after="0" w:before="0"/>
+      </w:pPr>
+      <w:r>
+        <w:rPr>
+          <w:rFonts w:ascii="Calibri" w:cs="Calibri" w:eastAsia="Calibri" w:hAnsi="Calibri"/>
+          <w:sz w:val="22"/>
+          <w:szCs w:val="22"/>
+        </w:rPr>
+        <w:t xml:space="preserve"/>
+      </w:r>
+    </w:p>
+    <w:p>
+      <w:pPr>
+        <w:spacing w:after="0" w:before="0"/>
       </w:pPr>
       <w:r>
         <w:rPr>
@@ -309,7 +439,20 @@
     </w:p>
     <w:p>
       <w:pPr>
-        <w:spacing w:after="200"/>
+        <w:spacing w:after="0" w:before="0"/>
+      </w:pPr>
+      <w:r>
+        <w:rPr>
+          <w:rFonts w:ascii="Calibri" w:cs="Calibri" w:eastAsia="Calibri" w:hAnsi="Calibri"/>
+          <w:sz w:val="22"/>
+          <w:szCs w:val="22"/>
+        </w:rPr>
+        <w:t xml:space="preserve"/>
+      </w:r>
+    </w:p>
+    <w:p>
+      <w:pPr>
+        <w:spacing w:after="0" w:before="0"/>
       </w:pPr>
       <w:r>
         <w:rPr>
@@ -326,7 +469,20 @@
     </w:p>
     <w:p>
       <w:pPr>
-        <w:spacing w:after="200"/>
+        <w:spacing w:after="0" w:before="0"/>
+      </w:pPr>
+      <w:r>
+        <w:rPr>
+          <w:rFonts w:ascii="Calibri" w:cs="Calibri" w:eastAsia="Calibri" w:hAnsi="Calibri"/>
+          <w:sz w:val="22"/>
+          <w:szCs w:val="22"/>
+        </w:rPr>
+        <w:t xml:space="preserve"/>
+      </w:r>
+    </w:p>
+    <w:p>
+      <w:pPr>
+        <w:spacing w:after="0" w:before="0"/>
       </w:pPr>
       <w:r>
         <w:rPr>
@@ -343,7 +499,20 @@
     </w:p>
     <w:p>
       <w:pPr>
-        <w:spacing w:after="200"/>
+        <w:spacing w:after="0" w:before="0"/>
+      </w:pPr>
+      <w:r>
+        <w:rPr>
+          <w:rFonts w:ascii="Calibri" w:cs="Calibri" w:eastAsia="Calibri" w:hAnsi="Calibri"/>
+          <w:sz w:val="22"/>
+          <w:szCs w:val="22"/>
+        </w:rPr>
+        <w:t xml:space="preserve"/>
+      </w:r>
+    </w:p>
+    <w:p>
+      <w:pPr>
+        <w:spacing w:after="0" w:before="0"/>
       </w:pPr>
       <w:r>
         <w:rPr>
@@ -360,12 +529,38 @@
     </w:p>
     <w:p>
       <w:pPr>
-        <w:spacing w:after="200"/>
-      </w:pPr>
-    </w:p>
-    <w:p>
-      <w:pPr>
-        <w:spacing w:after="200"/>
+        <w:spacing w:after="0" w:before="0"/>
+      </w:pPr>
+      <w:r>
+        <w:rPr>
+          <w:rFonts w:ascii="Calibri" w:cs="Calibri" w:eastAsia="Calibri" w:hAnsi="Calibri"/>
+          <w:sz w:val="22"/>
+          <w:szCs w:val="22"/>
+        </w:rPr>
+        <w:t xml:space="preserve"/>
+      </w:r>
+    </w:p>
+    <w:p>
+      <w:pPr>
+        <w:spacing w:after="0" w:before="0"/>
+      </w:pPr>
+    </w:p>
+    <w:p>
+      <w:pPr>
+        <w:spacing w:after="0" w:before="0"/>
+      </w:pPr>
+      <w:r>
+        <w:rPr>
+          <w:rFonts w:ascii="Calibri" w:cs="Calibri" w:eastAsia="Calibri" w:hAnsi="Calibri"/>
+          <w:sz w:val="22"/>
+          <w:szCs w:val="22"/>
+        </w:rPr>
+        <w:t xml:space="preserve"/>
+      </w:r>
+    </w:p>
+    <w:p>
+      <w:pPr>
+        <w:spacing w:after="0" w:before="0"/>
       </w:pPr>
       <w:r>
         <w:rPr>
@@ -382,7 +577,20 @@
     </w:p>
     <w:p>
       <w:pPr>
-        <w:spacing w:after="200"/>
+        <w:spacing w:after="0" w:before="0"/>
+      </w:pPr>
+      <w:r>
+        <w:rPr>
+          <w:rFonts w:ascii="Calibri" w:cs="Calibri" w:eastAsia="Calibri" w:hAnsi="Calibri"/>
+          <w:sz w:val="22"/>
+          <w:szCs w:val="22"/>
+        </w:rPr>
+        <w:t xml:space="preserve"/>
+      </w:r>
+    </w:p>
+    <w:p>
+      <w:pPr>
+        <w:spacing w:after="0" w:before="0"/>
       </w:pPr>
       <w:r>
         <w:rPr>
@@ -399,7 +607,20 @@
     </w:p>
     <w:p>
       <w:pPr>
-        <w:spacing w:after="200"/>
+        <w:spacing w:after="0" w:before="0"/>
+      </w:pPr>
+      <w:r>
+        <w:rPr>
+          <w:rFonts w:ascii="Calibri" w:cs="Calibri" w:eastAsia="Calibri" w:hAnsi="Calibri"/>
+          <w:sz w:val="22"/>
+          <w:szCs w:val="22"/>
+        </w:rPr>
+        <w:t xml:space="preserve"/>
+      </w:r>
+    </w:p>
+    <w:p>
+      <w:pPr>
+        <w:spacing w:after="0" w:before="0"/>
       </w:pPr>
       <w:r>
         <w:rPr>
@@ -416,7 +637,20 @@
     </w:p>
     <w:p>
       <w:pPr>
-        <w:spacing w:after="200"/>
+        <w:spacing w:after="0" w:before="0"/>
+      </w:pPr>
+      <w:r>
+        <w:rPr>
+          <w:rFonts w:ascii="Calibri" w:cs="Calibri" w:eastAsia="Calibri" w:hAnsi="Calibri"/>
+          <w:sz w:val="22"/>
+          <w:szCs w:val="22"/>
+        </w:rPr>
+        <w:t xml:space="preserve"/>
+      </w:r>
+    </w:p>
+    <w:p>
+      <w:pPr>
+        <w:spacing w:after="0" w:before="0"/>
       </w:pPr>
       <w:r>
         <w:rPr>
@@ -433,7 +667,20 @@
     </w:p>
     <w:p>
       <w:pPr>
-        <w:spacing w:after="110" w:before="280"/>
+        <w:spacing w:after="0" w:before="0"/>
+      </w:pPr>
+      <w:r>
+        <w:rPr>
+          <w:rFonts w:ascii="Calibri" w:cs="Calibri" w:eastAsia="Calibri" w:hAnsi="Calibri"/>
+          <w:sz w:val="22"/>
+          <w:szCs w:val="22"/>
+        </w:rPr>
+        <w:t xml:space="preserve"/>
+      </w:r>
+    </w:p>
+    <w:p>
+      <w:pPr>
+        <w:spacing w:after="0" w:before="0"/>
       </w:pPr>
       <w:r>
         <w:rPr>
@@ -448,7 +695,20 @@
     </w:p>
     <w:p>
       <w:pPr>
-        <w:spacing w:after="40"/>
+        <w:spacing w:after="0" w:before="0"/>
+      </w:pPr>
+      <w:r>
+        <w:rPr>
+          <w:rFonts w:ascii="Calibri" w:cs="Calibri" w:eastAsia="Calibri" w:hAnsi="Calibri"/>
+          <w:sz w:val="22"/>
+          <w:szCs w:val="22"/>
+        </w:rPr>
+        <w:t xml:space="preserve"/>
+      </w:r>
+    </w:p>
+    <w:p>
+      <w:pPr>
+        <w:spacing w:after="0" w:before="0"/>
         <w:ind w:left="106"/>
       </w:pPr>
       <w:r>
@@ -486,7 +746,20 @@
     </w:p>
     <w:p>
       <w:pPr>
-        <w:spacing w:after="40"/>
+        <w:spacing w:after="0" w:before="0"/>
+      </w:pPr>
+      <w:r>
+        <w:rPr>
+          <w:rFonts w:ascii="Calibri" w:cs="Calibri" w:eastAsia="Calibri" w:hAnsi="Calibri"/>
+          <w:sz w:val="22"/>
+          <w:szCs w:val="22"/>
+        </w:rPr>
+        <w:t xml:space="preserve"/>
+      </w:r>
+    </w:p>
+    <w:p>
+      <w:pPr>
+        <w:spacing w:after="0" w:before="0"/>
         <w:ind w:left="106"/>
       </w:pPr>
       <w:r>
@@ -524,7 +797,20 @@
     </w:p>
     <w:p>
       <w:pPr>
-        <w:spacing w:after="40"/>
+        <w:spacing w:after="0" w:before="0"/>
+      </w:pPr>
+      <w:r>
+        <w:rPr>
+          <w:rFonts w:ascii="Calibri" w:cs="Calibri" w:eastAsia="Calibri" w:hAnsi="Calibri"/>
+          <w:sz w:val="22"/>
+          <w:szCs w:val="22"/>
+        </w:rPr>
+        <w:t xml:space="preserve"/>
+      </w:r>
+    </w:p>
+    <w:p>
+      <w:pPr>
+        <w:spacing w:after="0" w:before="0"/>
         <w:ind w:left="106"/>
       </w:pPr>
       <w:r>

--- a/vertrieb/Recognize-You-Email-DIY-Einwand.docx
+++ b/vertrieb/Recognize-You-Email-DIY-Einwand.docx
@@ -82,19 +82,6 @@
     <w:p>
       <w:pPr>
         <w:spacing w:after="0" w:before="0"/>
-      </w:pPr>
-      <w:r>
-        <w:rPr>
-          <w:rFonts w:ascii="Calibri" w:cs="Calibri" w:eastAsia="Calibri" w:hAnsi="Calibri"/>
-          <w:sz w:val="22"/>
-          <w:szCs w:val="22"/>
-        </w:rPr>
-        <w:t xml:space="preserve"/>
-      </w:r>
-    </w:p>
-    <w:p>
-      <w:pPr>
-        <w:spacing w:after="0" w:before="0"/>
         <w:ind w:left="300"/>
       </w:pPr>
       <w:r>
@@ -108,19 +95,6 @@
           <w:szCs w:val="19"/>
         </w:rPr>
         <w:t xml:space="preserve">Ton wie bei einem bestehenden Kunden: keine Beweisführung, keine Standardfloskeln, die Sache direkt ansprechen.</w:t>
-      </w:r>
-    </w:p>
-    <w:p>
-      <w:pPr>
-        <w:spacing w:after="0" w:before="0"/>
-      </w:pPr>
-      <w:r>
-        <w:rPr>
-          <w:rFonts w:ascii="Calibri" w:cs="Calibri" w:eastAsia="Calibri" w:hAnsi="Calibri"/>
-          <w:sz w:val="22"/>
-          <w:szCs w:val="22"/>
-        </w:rPr>
-        <w:t xml:space="preserve"/>
       </w:r>
     </w:p>
     <w:p>
@@ -494,56 +468,8 @@
           <w:sz w:val="22"/>
           <w:szCs w:val="22"/>
         </w:rPr>
-        <w:t xml:space="preserve">Viele Grüße</w:t>
-      </w:r>
-    </w:p>
-    <w:p>
-      <w:pPr>
-        <w:spacing w:after="0" w:before="0"/>
-      </w:pPr>
-      <w:r>
-        <w:rPr>
-          <w:rFonts w:ascii="Calibri" w:cs="Calibri" w:eastAsia="Calibri" w:hAnsi="Calibri"/>
-          <w:sz w:val="22"/>
-          <w:szCs w:val="22"/>
-        </w:rPr>
-        <w:t xml:space="preserve"/>
-      </w:r>
-    </w:p>
-    <w:p>
-      <w:pPr>
-        <w:spacing w:after="0" w:before="0"/>
-      </w:pPr>
-      <w:r>
-        <w:rPr>
-          <w:rFonts w:ascii="Calibri" w:cs="Calibri" w:eastAsia="Calibri" w:hAnsi="Calibri"/>
-          <w:b w:val="false"/>
-          <w:bCs w:val="false"/>
-          <w:i w:val="false"/>
-          <w:iCs w:val="false"/>
-          <w:sz w:val="22"/>
-          <w:szCs w:val="22"/>
-        </w:rPr>
-        <w:t xml:space="preserve">Kevin</w:t>
-      </w:r>
-    </w:p>
-    <w:p>
-      <w:pPr>
-        <w:spacing w:after="0" w:before="0"/>
-      </w:pPr>
-      <w:r>
-        <w:rPr>
-          <w:rFonts w:ascii="Calibri" w:cs="Calibri" w:eastAsia="Calibri" w:hAnsi="Calibri"/>
-          <w:sz w:val="22"/>
-          <w:szCs w:val="22"/>
-        </w:rPr>
-        <w:t xml:space="preserve"/>
-      </w:r>
-    </w:p>
-    <w:p>
-      <w:pPr>
-        <w:spacing w:after="0" w:before="0"/>
-      </w:pPr>
+        <w:t xml:space="preserve">Lieben Dank und beste Grüße</w:t>
+      </w:r>
     </w:p>
     <w:p>
       <w:pPr>
@@ -582,6 +508,23 @@
       <w:r>
         <w:rPr>
           <w:rFonts w:ascii="Calibri" w:cs="Calibri" w:eastAsia="Calibri" w:hAnsi="Calibri"/>
+          <w:b w:val="false"/>
+          <w:bCs w:val="false"/>
+          <w:i w:val="false"/>
+          <w:iCs w:val="false"/>
+          <w:sz w:val="22"/>
+          <w:szCs w:val="22"/>
+        </w:rPr>
+        <w:t xml:space="preserve">Geschäftsführer</w:t>
+      </w:r>
+    </w:p>
+    <w:p>
+      <w:pPr>
+        <w:spacing w:after="0" w:before="0"/>
+      </w:pPr>
+      <w:r>
+        <w:rPr>
+          <w:rFonts w:ascii="Calibri" w:cs="Calibri" w:eastAsia="Calibri" w:hAnsi="Calibri"/>
           <w:sz w:val="22"/>
           <w:szCs w:val="22"/>
         </w:rPr>
@@ -612,10 +555,44 @@
       <w:r>
         <w:rPr>
           <w:rFonts w:ascii="Calibri" w:cs="Calibri" w:eastAsia="Calibri" w:hAnsi="Calibri"/>
-          <w:sz w:val="22"/>
-          <w:szCs w:val="22"/>
-        </w:rPr>
-        <w:t xml:space="preserve"/>
+          <w:b w:val="false"/>
+          <w:bCs w:val="false"/>
+          <w:i w:val="false"/>
+          <w:iCs w:val="false"/>
+          <w:sz w:val="22"/>
+          <w:szCs w:val="22"/>
+        </w:rPr>
+        <w:t xml:space="preserve">Everything You Need</w:t>
+      </w:r>
+    </w:p>
+    <w:p>
+      <w:pPr>
+        <w:spacing w:after="0" w:before="0"/>
+      </w:pPr>
+      <w:r>
+        <w:rPr>
+          <w:rFonts w:ascii="Calibri" w:cs="Calibri" w:eastAsia="Calibri" w:hAnsi="Calibri"/>
+          <w:sz w:val="22"/>
+          <w:szCs w:val="22"/>
+        </w:rPr>
+        <w:t xml:space="preserve"/>
+      </w:r>
+    </w:p>
+    <w:p>
+      <w:pPr>
+        <w:spacing w:after="0" w:before="0"/>
+      </w:pPr>
+      <w:r>
+        <w:rPr>
+          <w:rFonts w:ascii="Calibri" w:cs="Calibri" w:eastAsia="Calibri" w:hAnsi="Calibri"/>
+          <w:b w:val="false"/>
+          <w:bCs w:val="false"/>
+          <w:i w:val="false"/>
+          <w:iCs w:val="false"/>
+          <w:sz w:val="22"/>
+          <w:szCs w:val="22"/>
+        </w:rPr>
+        <w:t xml:space="preserve">+49 176 34653744</w:t>
       </w:r>
     </w:p>
     <w:p>
@@ -662,7 +639,24 @@
           <w:sz w:val="22"/>
           <w:szCs w:val="22"/>
         </w:rPr>
-        <w:t xml:space="preserve">0176 34653744</w:t>
+        <w:t xml:space="preserve">Rittersbacher Straße 10</w:t>
+      </w:r>
+    </w:p>
+    <w:p>
+      <w:pPr>
+        <w:spacing w:after="0" w:before="0"/>
+      </w:pPr>
+      <w:r>
+        <w:rPr>
+          <w:rFonts w:ascii="Calibri" w:cs="Calibri" w:eastAsia="Calibri" w:hAnsi="Calibri"/>
+          <w:b w:val="false"/>
+          <w:bCs w:val="false"/>
+          <w:i w:val="false"/>
+          <w:iCs w:val="false"/>
+          <w:sz w:val="22"/>
+          <w:szCs w:val="22"/>
+        </w:rPr>
+        <w:t xml:space="preserve">91166 Georgensgmünd</w:t>
       </w:r>
     </w:p>
     <w:p>
